--- a/downloads/teacher/05 Materials/Unit 04/Slides/Slides 04.06 - Elements of Design in a Real Room.docx
+++ b/downloads/teacher/05 Materials/Unit 04/Slides/Slides 04.06 - Elements of Design in a Real Room.docx
@@ -18,15 +18,6 @@
       </w:pPr>
       <w:r>
         <w:t xml:space="preserve">Slide outline for Lesson 4.6. Fourteen slides, one day. Slides 3 to 10 are the element cards; they come back as the review before the Design Vocabulary Check.</w:t>
-      </w:r>
-      <w:r>
-        <w:t xml:space="preserve"> </w:t>
-      </w:r>
-      <w:r>
-        <w:rPr>
-          <w:rStyle w:val="TeacherNote"/>
-        </w:rPr>
-        <w:t xml:space="preserve">[Sal: the described photos should be replaced by photos of real rooms, and the classroom slide by a photo of your room.]</w:t>
       </w:r>
     </w:p>
     <w:p>
